--- a/zht/docx/22.content.docx
+++ b/zht/docx/22.content.docx
@@ -28,22 +28,6 @@
       </w:r>
     </w:p>
     <w:p>
-      <w:pPr>
-        <w:pStyle w:val="Heading2"/>
-      </w:pPr>
-      <w:r>
-        <w:rPr>
-          <w:lang w:val="zh_TW" w:bidi="zh_TW"/>
-        </w:rPr>
-        <w:t>License Information</w:t>
-      </w:r>
-      <w:r>
-        <w:rPr>
-          <w:lang w:val="zh_TW" w:bidi="zh_TW"/>
-        </w:rPr>
-      </w:r>
-    </w:p>
-    <w:p>
       <w:pPr/>
       <w:r>
         <w:rPr>
@@ -55,86 +39,37 @@
           <w:b/>
           <w:lang w:val="zh_TW" w:bidi="zh_TW"/>
         </w:rPr>
-        <w:t>翻譯筆記 (unfoldingWord)</w:t>
-      </w:r>
-      <w:r>
-        <w:rPr>
-          <w:lang w:val="zh_TW" w:bidi="zh_TW"/>
-        </w:rPr>
-        <w:t xml:space="preserve"> (Chinese (Traditional)) is based on</w:t>
-      </w:r>
-      <w:r>
-        <w:rPr>
-          <w:lang w:val="zh_TW" w:bidi="zh_TW"/>
-        </w:rPr>
-        <w:t xml:space="preserve">: </w:t>
-      </w:r>
-      <w:r>
-        <w:rPr>
-          <w:lang w:val="zh_TW" w:bidi="zh_TW"/>
-        </w:rPr>
         <w:t>unfoldingWord® Translation Notes</w:t>
       </w:r>
       <w:r>
         <w:rPr>
           <w:lang w:val="zh_TW" w:bidi="zh_TW"/>
         </w:rPr>
-        <w:t xml:space="preserve">, </w:t>
-      </w:r>
-      <w:hyperlink r:id="rId13">
-        <w:r>
-          <w:rPr>
-            <w:lang w:val="zh_TW" w:bidi="zh_TW"/>
-          </w:rPr>
-          <w:rPr>
-            <w:color w:val="0000EE"/>
-            <w:u w:val="single"/>
-          </w:rPr>
-          <w:t>unfoldingWord</w:t>
-        </w:r>
-      </w:hyperlink>
-      <w:r>
-        <w:rPr>
-          <w:lang w:val="zh_TW" w:bidi="zh_TW"/>
-        </w:rPr>
-        <w:t xml:space="preserve">, 2022, which is licensed under a </w:t>
-      </w:r>
-      <w:hyperlink r:id="rId14">
-        <w:r>
-          <w:rPr>
-            <w:lang w:val="zh_TW" w:bidi="zh_TW"/>
-          </w:rPr>
-          <w:rPr>
-            <w:color w:val="0000EE"/>
-            <w:u w:val="single"/>
-          </w:rPr>
-          <w:t>CC BY-SA 4.0 license</w:t>
-        </w:r>
-      </w:hyperlink>
-      <w:r>
-        <w:rPr>
-          <w:lang w:val="zh_TW" w:bidi="zh_TW"/>
-        </w:rPr>
-        <w:t>.</w:t>
-      </w:r>
-      <w:r>
-        <w:rPr>
-          <w:lang w:val="zh_TW" w:bidi="zh_TW"/>
-        </w:rPr>
-      </w:r>
-    </w:p>
-    <w:p>
-      <w:pPr/>
-      <w:r>
-        <w:rPr>
-          <w:lang w:val="zh_TW" w:bidi="zh_TW"/>
-        </w:rPr>
-      </w:r>
-      <w:r>
-        <w:rPr>
-          <w:lang w:val="zh_TW" w:bidi="zh_TW"/>
-        </w:rPr>
-        <w:t>This PDF version is provided under the same license.</w:t>
+        <w:t xml:space="preserve"> © 2022 unfoldingWord. Released under CC BY-SA 4.0 license. </w:t>
+      </w:r>
+      <w:r>
+        <w:rPr>
+          <w:lang w:val="zh_TW" w:bidi="zh_TW"/>
+        </w:rPr>
+        <w:t>unfoldingWord® Translation Notes</w:t>
+      </w:r>
+      <w:r>
+        <w:rPr>
+          <w:lang w:val="zh_TW" w:bidi="zh_TW"/>
+        </w:rPr>
+        <w:t xml:space="preserve"> has been adapted in the following languages: Tok Pisin, Arabic (عربي), French (Français), Hindi (हिंदी), Indonesian (Bahasa Indonesia), Portuguese (Português), Russian (Русский), Spanish (Español), Swahili (Kiswahili), and Simplified Chinese (简体中文) from </w:t>
+      </w:r>
+      <w:r>
+        <w:rPr>
+          <w:lang w:val="zh_TW" w:bidi="zh_TW"/>
+        </w:rPr>
+        <w:t>unfoldingWord® Translation Notes</w:t>
+      </w:r>
+      <w:r>
+        <w:rPr>
+          <w:lang w:val="zh_TW" w:bidi="zh_TW"/>
+        </w:rPr>
+        <w:t xml:space="preserve"> © 2022 unfoldingWord. Released under CC BY-SA 4.0 license by Mission Mutual</w:t>
       </w:r>
       <w:r>
         <w:rPr>
@@ -895,7 +830,7 @@
         </w:rPr>
         <w:t>這卷書的兩位主要人物是一名男子和一名女子，他們彼此相愛。在</w:t>
       </w:r>
-      <w:hyperlink r:id="rId15">
+      <w:hyperlink r:id="rId13">
         <w:r>
           <w:rPr>
             <w:lang w:val="zh_TW" w:bidi="zh_TW"/>
@@ -1234,7 +1169,7 @@
         </w:rPr>
         <w:t>在古代近東，富人通常擁有較白皙的皮膚，因為他們不需要在陽光下工作。這位年輕女性必須在陽光下工作，她的皮膚因此變得黝黑，這就是為什麼她在</w:t>
       </w:r>
-      <w:hyperlink r:id="rId16">
+      <w:hyperlink r:id="rId14">
         <w:r>
           <w:rPr>
             <w:lang w:val="zh_TW" w:bidi="zh_TW"/>
@@ -1358,7 +1293,7 @@
         </w:rPr>
         <w:t>希伯來詩歌有時使用一種稱為「交叉對稱」的文學手法（有時稱為「交錯法」）。「交叉對稱」是指字詞或片語按照AB-BA的順序排列。</w:t>
       </w:r>
-      <w:hyperlink r:id="rId17">
+      <w:hyperlink r:id="rId15">
         <w:r>
           <w:rPr>
             <w:lang w:val="zh_TW" w:bidi="zh_TW"/>
@@ -1492,7 +1427,7 @@
           <w:lang w:val="zh_TW" w:bidi="zh_TW"/>
         </w:rPr>
       </w:r>
-      <w:hyperlink r:id="rId18">
+      <w:hyperlink r:id="rId16">
         <w:r>
           <w:rPr>
             <w:lang w:val="zh_TW" w:bidi="zh_TW"/>
@@ -1510,7 +1445,7 @@
         </w:rPr>
         <w:t>描述了女子對所愛之人的渴望，以及她努力尋找所愛之人的過程。</w:t>
       </w:r>
-      <w:hyperlink r:id="rId19">
+      <w:hyperlink r:id="rId17">
         <w:r>
           <w:rPr>
             <w:lang w:val="zh_TW" w:bidi="zh_TW"/>
@@ -1544,7 +1479,7 @@
       <w:pPr>
         <w:pStyle w:val="Heading4"/>
       </w:pPr>
-      <w:hyperlink r:id="rId20">
+      <w:hyperlink r:id="rId18">
         <w:r>
           <w:rPr>
             <w:lang w:val="zh_TW" w:bidi="zh_TW"/>
@@ -1576,7 +1511,7 @@
         </w:rPr>
         <w:t>聖經學者不確定</w:t>
       </w:r>
-      <w:hyperlink r:id="rId20">
+      <w:hyperlink r:id="rId18">
         <w:r>
           <w:rPr>
             <w:lang w:val="zh_TW" w:bidi="zh_TW"/>
@@ -1594,7 +1529,7 @@
         </w:rPr>
         <w:t>中所描述的事件是真實事件，還是女子夢中的內容，或是女子想像的事情。許多聖經學者認為</w:t>
       </w:r>
-      <w:hyperlink r:id="rId20">
+      <w:hyperlink r:id="rId18">
         <w:r>
           <w:rPr>
             <w:lang w:val="zh_TW" w:bidi="zh_TW"/>
@@ -1682,7 +1617,7 @@
         </w:rPr>
         <w:t>這名男子在</w:t>
       </w:r>
-      <w:hyperlink r:id="rId21">
+      <w:hyperlink r:id="rId19">
         <w:r>
           <w:rPr>
             <w:lang w:val="zh_TW" w:bidi="zh_TW"/>
@@ -1700,7 +1635,7 @@
         </w:rPr>
         <w:t>和</w:t>
       </w:r>
-      <w:hyperlink r:id="rId22">
+      <w:hyperlink r:id="rId20">
         <w:r>
           <w:rPr>
             <w:lang w:val="zh_TW" w:bidi="zh_TW"/>
@@ -1743,7 +1678,7 @@
         </w:rPr>
         <w:t>在</w:t>
       </w:r>
-      <w:hyperlink r:id="rId23">
+      <w:hyperlink r:id="rId21">
         <w:r>
           <w:rPr>
             <w:lang w:val="zh_TW" w:bidi="zh_TW"/>
@@ -1761,7 +1696,7 @@
         </w:rPr>
         <w:t>，這名男子談到他所愛的女子時，彷彿她離他很遠，他邀請她「一同離開」，並「從」三個的高處「往下」，與他在一起。這名女子實際上並不住在這些地方，但這位男子用富有想像力和詩意的語言來描述他因與她分離而感受到的情感，以及想和她在一起的渴望。</w:t>
       </w:r>
-      <w:hyperlink r:id="rId24">
+      <w:hyperlink r:id="rId22">
         <w:r>
           <w:rPr>
             <w:lang w:val="zh_TW" w:bidi="zh_TW"/>
@@ -1809,7 +1744,7 @@
           <w:lang w:val="zh_TW" w:bidi="zh_TW"/>
         </w:rPr>
       </w:r>
-      <w:hyperlink r:id="rId25">
+      <w:hyperlink r:id="rId23">
         <w:r>
           <w:rPr>
             <w:lang w:val="zh_TW" w:bidi="zh_TW"/>
@@ -1839,7 +1774,7 @@
         </w:rPr>
         <w:t>」（</w:t>
       </w:r>
-      <w:hyperlink r:id="rId26">
+      <w:hyperlink r:id="rId24">
         <w:r>
           <w:rPr>
             <w:lang w:val="zh_TW" w:bidi="zh_TW"/>
@@ -1857,7 +1792,7 @@
         </w:rPr>
         <w:t>），這裡生長著許多令人愉悅的事物，然後女子在</w:t>
       </w:r>
-      <w:hyperlink r:id="rId27">
+      <w:hyperlink r:id="rId25">
         <w:r>
           <w:rPr>
             <w:lang w:val="zh_TW" w:bidi="zh_TW"/>
@@ -1875,7 +1810,7 @@
         </w:rPr>
         <w:t>中回應他，邀請男子來到她的園中。男子隨後在</w:t>
       </w:r>
-      <w:hyperlink r:id="rId28">
+      <w:hyperlink r:id="rId26">
         <w:r>
           <w:rPr>
             <w:lang w:val="zh_TW" w:bidi="zh_TW"/>
@@ -1906,7 +1841,7 @@
         </w:rPr>
         <w:t>這個字詞在</w:t>
       </w:r>
-      <w:hyperlink r:id="rId24">
+      <w:hyperlink r:id="rId22">
         <w:r>
           <w:rPr>
             <w:lang w:val="zh_TW" w:bidi="zh_TW"/>
@@ -1924,7 +1859,7 @@
         </w:rPr>
         <w:t>、</w:t>
       </w:r>
-      <w:hyperlink r:id="rId27">
+      <w:hyperlink r:id="rId25">
         <w:r>
           <w:rPr>
             <w:lang w:val="zh_TW" w:bidi="zh_TW"/>
@@ -1942,7 +1877,7 @@
         </w:rPr>
         <w:t>（兩次）和</w:t>
       </w:r>
-      <w:hyperlink r:id="rId28">
+      <w:hyperlink r:id="rId26">
         <w:r>
           <w:rPr>
             <w:lang w:val="zh_TW" w:bidi="zh_TW"/>
@@ -1960,7 +1895,7 @@
         </w:rPr>
         <w:t>中是作為女子的隱喻。你應該在翻譯「園」這個字詞時保持一致。在</w:t>
       </w:r>
-      <w:hyperlink r:id="rId29">
+      <w:hyperlink r:id="rId27">
         <w:r>
           <w:rPr>
             <w:lang w:val="zh_TW" w:bidi="zh_TW"/>
@@ -1978,7 +1913,7 @@
         </w:rPr>
         <w:t>中，男子將女子的身體比喻為「一個有美味果實的石榴樹園」，然後在</w:t>
       </w:r>
-      <w:hyperlink r:id="rId27">
+      <w:hyperlink r:id="rId25">
         <w:r>
           <w:rPr>
             <w:lang w:val="zh_TW" w:bidi="zh_TW"/>
@@ -2348,7 +2283,7 @@
       <w:pPr>
         <w:pStyle w:val="Heading4"/>
       </w:pPr>
-      <w:hyperlink r:id="rId30">
+      <w:hyperlink r:id="rId28">
         <w:r>
           <w:rPr>
             <w:lang w:val="zh_TW" w:bidi="zh_TW"/>
@@ -2730,7 +2665,7 @@
       <w:pPr>
         <w:pStyle w:val="Heading4"/>
       </w:pPr>
-      <w:hyperlink r:id="rId31">
+      <w:hyperlink r:id="rId29">
         <w:r>
           <w:rPr>
             <w:lang w:val="zh_TW" w:bidi="zh_TW"/>
@@ -2767,7 +2702,7 @@
       <w:pPr>
         <w:pStyle w:val="Heading4"/>
       </w:pPr>
-      <w:hyperlink r:id="rId32">
+      <w:hyperlink r:id="rId30">
         <w:r>
           <w:rPr>
             <w:lang w:val="zh_TW" w:bidi="zh_TW"/>
@@ -2885,7 +2820,7 @@
       <w:pPr>
         <w:pStyle w:val="Heading4"/>
       </w:pPr>
-      <w:hyperlink r:id="rId33">
+      <w:hyperlink r:id="rId31">
         <w:r>
           <w:rPr>
             <w:lang w:val="zh_TW" w:bidi="zh_TW"/>
@@ -2911,7 +2846,7 @@
           <w:lang w:val="zh_TW" w:bidi="zh_TW"/>
         </w:rPr>
       </w:r>
-      <w:hyperlink r:id="rId33">
+      <w:hyperlink r:id="rId31">
         <w:r>
           <w:rPr>
             <w:lang w:val="zh_TW" w:bidi="zh_TW"/>
@@ -2929,7 +2864,7 @@
         </w:rPr>
         <w:t>的三種可能意思是：（1）女子將自己比喻為葡萄園，說她的葡萄園只屬於她自己，並將自己與所羅門的葡萄園（</w:t>
       </w:r>
-      <w:hyperlink r:id="rId34">
+      <w:hyperlink r:id="rId32">
         <w:r>
           <w:rPr>
             <w:lang w:val="zh_TW" w:bidi="zh_TW"/>
@@ -2947,7 +2882,7 @@
         </w:rPr>
         <w:t>中討論過）相比，並說所羅門可以保留他葡萄園的收益，而看守他的葡萄園的人可保留他們那部分的收益。這是本註釋的解釋。（2）女子將自己比喻為葡萄園，說她的葡萄園只屬於她自己，但她所愛並稱為所羅門的男子可以自由地擁有這個葡萄園（她），因為她自由地選擇將自己獻給他。（3）男子將他所愛的女子比喻為葡萄園，並說他的葡萄園（他所愛的女子）只屬於他自己，並將他的葡萄園（他所愛的女子）與所羅門的葡萄園（</w:t>
       </w:r>
-      <w:hyperlink r:id="rId34">
+      <w:hyperlink r:id="rId32">
         <w:r>
           <w:rPr>
             <w:lang w:val="zh_TW" w:bidi="zh_TW"/>

--- a/zht/docx/22.content.docx
+++ b/zht/docx/22.content.docx
@@ -28,6 +28,22 @@
       </w:r>
     </w:p>
     <w:p>
+      <w:pPr>
+        <w:pStyle w:val="Heading2"/>
+      </w:pPr>
+      <w:r>
+        <w:rPr>
+          <w:lang w:val="zh_TW" w:bidi="zh_TW"/>
+        </w:rPr>
+        <w:t>License Information</w:t>
+      </w:r>
+      <w:r>
+        <w:rPr>
+          <w:lang w:val="zh_TW" w:bidi="zh_TW"/>
+        </w:rPr>
+      </w:r>
+    </w:p>
+    <w:p>
       <w:pPr/>
       <w:r>
         <w:rPr>
@@ -39,37 +55,86 @@
           <w:b/>
           <w:lang w:val="zh_TW" w:bidi="zh_TW"/>
         </w:rPr>
+        <w:t>翻譯筆記 (unfoldingWord)</w:t>
+      </w:r>
+      <w:r>
+        <w:rPr>
+          <w:lang w:val="zh_TW" w:bidi="zh_TW"/>
+        </w:rPr>
+        <w:t xml:space="preserve"> (Chinese (Traditional)) is based on</w:t>
+      </w:r>
+      <w:r>
+        <w:rPr>
+          <w:lang w:val="zh_TW" w:bidi="zh_TW"/>
+        </w:rPr>
+        <w:t xml:space="preserve">: </w:t>
+      </w:r>
+      <w:r>
+        <w:rPr>
+          <w:lang w:val="zh_TW" w:bidi="zh_TW"/>
+        </w:rPr>
         <w:t>unfoldingWord® Translation Notes</w:t>
       </w:r>
       <w:r>
         <w:rPr>
           <w:lang w:val="zh_TW" w:bidi="zh_TW"/>
         </w:rPr>
-        <w:t xml:space="preserve"> © 2022 unfoldingWord. Released under CC BY-SA 4.0 license. </w:t>
-      </w:r>
-      <w:r>
-        <w:rPr>
-          <w:lang w:val="zh_TW" w:bidi="zh_TW"/>
-        </w:rPr>
-        <w:t>unfoldingWord® Translation Notes</w:t>
-      </w:r>
-      <w:r>
-        <w:rPr>
-          <w:lang w:val="zh_TW" w:bidi="zh_TW"/>
-        </w:rPr>
-        <w:t xml:space="preserve"> has been adapted in the following languages: Tok Pisin, Arabic (عربي), French (Français), Hindi (हिंदी), Indonesian (Bahasa Indonesia), Portuguese (Português), Russian (Русский), Spanish (Español), Swahili (Kiswahili), and Simplified Chinese (简体中文) from </w:t>
-      </w:r>
-      <w:r>
-        <w:rPr>
-          <w:lang w:val="zh_TW" w:bidi="zh_TW"/>
-        </w:rPr>
-        <w:t>unfoldingWord® Translation Notes</w:t>
-      </w:r>
-      <w:r>
-        <w:rPr>
-          <w:lang w:val="zh_TW" w:bidi="zh_TW"/>
-        </w:rPr>
-        <w:t xml:space="preserve"> © 2022 unfoldingWord. Released under CC BY-SA 4.0 license by Mission Mutual</w:t>
+        <w:t xml:space="preserve">, </w:t>
+      </w:r>
+      <w:hyperlink r:id="rId13">
+        <w:r>
+          <w:rPr>
+            <w:lang w:val="zh_TW" w:bidi="zh_TW"/>
+          </w:rPr>
+          <w:rPr>
+            <w:color w:val="0000EE"/>
+            <w:u w:val="single"/>
+          </w:rPr>
+          <w:t>unfoldingWord</w:t>
+        </w:r>
+      </w:hyperlink>
+      <w:r>
+        <w:rPr>
+          <w:lang w:val="zh_TW" w:bidi="zh_TW"/>
+        </w:rPr>
+        <w:t xml:space="preserve">, 2022, which is licensed under a </w:t>
+      </w:r>
+      <w:hyperlink r:id="rId14">
+        <w:r>
+          <w:rPr>
+            <w:lang w:val="zh_TW" w:bidi="zh_TW"/>
+          </w:rPr>
+          <w:rPr>
+            <w:color w:val="0000EE"/>
+            <w:u w:val="single"/>
+          </w:rPr>
+          <w:t>CC BY-SA 4.0 license</w:t>
+        </w:r>
+      </w:hyperlink>
+      <w:r>
+        <w:rPr>
+          <w:lang w:val="zh_TW" w:bidi="zh_TW"/>
+        </w:rPr>
+        <w:t>.</w:t>
+      </w:r>
+      <w:r>
+        <w:rPr>
+          <w:lang w:val="zh_TW" w:bidi="zh_TW"/>
+        </w:rPr>
+      </w:r>
+    </w:p>
+    <w:p>
+      <w:pPr/>
+      <w:r>
+        <w:rPr>
+          <w:lang w:val="zh_TW" w:bidi="zh_TW"/>
+        </w:rPr>
+      </w:r>
+      <w:r>
+        <w:rPr>
+          <w:lang w:val="zh_TW" w:bidi="zh_TW"/>
+        </w:rPr>
+        <w:t>This PDF version is provided under the same license.</w:t>
       </w:r>
       <w:r>
         <w:rPr>
@@ -830,7 +895,7 @@
         </w:rPr>
         <w:t>這卷書的兩位主要人物是一名男子和一名女子，他們彼此相愛。在</w:t>
       </w:r>
-      <w:hyperlink r:id="rId13">
+      <w:hyperlink r:id="rId15">
         <w:r>
           <w:rPr>
             <w:lang w:val="zh_TW" w:bidi="zh_TW"/>
@@ -1169,7 +1234,7 @@
         </w:rPr>
         <w:t>在古代近東，富人通常擁有較白皙的皮膚，因為他們不需要在陽光下工作。這位年輕女性必須在陽光下工作，她的皮膚因此變得黝黑，這就是為什麼她在</w:t>
       </w:r>
-      <w:hyperlink r:id="rId14">
+      <w:hyperlink r:id="rId16">
         <w:r>
           <w:rPr>
             <w:lang w:val="zh_TW" w:bidi="zh_TW"/>
@@ -1293,7 +1358,7 @@
         </w:rPr>
         <w:t>希伯來詩歌有時使用一種稱為「交叉對稱」的文學手法（有時稱為「交錯法」）。「交叉對稱」是指字詞或片語按照AB-BA的順序排列。</w:t>
       </w:r>
-      <w:hyperlink r:id="rId15">
+      <w:hyperlink r:id="rId17">
         <w:r>
           <w:rPr>
             <w:lang w:val="zh_TW" w:bidi="zh_TW"/>
@@ -1427,7 +1492,7 @@
           <w:lang w:val="zh_TW" w:bidi="zh_TW"/>
         </w:rPr>
       </w:r>
-      <w:hyperlink r:id="rId16">
+      <w:hyperlink r:id="rId18">
         <w:r>
           <w:rPr>
             <w:lang w:val="zh_TW" w:bidi="zh_TW"/>
@@ -1445,7 +1510,7 @@
         </w:rPr>
         <w:t>描述了女子對所愛之人的渴望，以及她努力尋找所愛之人的過程。</w:t>
       </w:r>
-      <w:hyperlink r:id="rId17">
+      <w:hyperlink r:id="rId19">
         <w:r>
           <w:rPr>
             <w:lang w:val="zh_TW" w:bidi="zh_TW"/>
@@ -1479,7 +1544,7 @@
       <w:pPr>
         <w:pStyle w:val="Heading4"/>
       </w:pPr>
-      <w:hyperlink r:id="rId18">
+      <w:hyperlink r:id="rId20">
         <w:r>
           <w:rPr>
             <w:lang w:val="zh_TW" w:bidi="zh_TW"/>
@@ -1511,7 +1576,7 @@
         </w:rPr>
         <w:t>聖經學者不確定</w:t>
       </w:r>
-      <w:hyperlink r:id="rId18">
+      <w:hyperlink r:id="rId20">
         <w:r>
           <w:rPr>
             <w:lang w:val="zh_TW" w:bidi="zh_TW"/>
@@ -1529,7 +1594,7 @@
         </w:rPr>
         <w:t>中所描述的事件是真實事件，還是女子夢中的內容，或是女子想像的事情。許多聖經學者認為</w:t>
       </w:r>
-      <w:hyperlink r:id="rId18">
+      <w:hyperlink r:id="rId20">
         <w:r>
           <w:rPr>
             <w:lang w:val="zh_TW" w:bidi="zh_TW"/>
@@ -1617,7 +1682,7 @@
         </w:rPr>
         <w:t>這名男子在</w:t>
       </w:r>
-      <w:hyperlink r:id="rId19">
+      <w:hyperlink r:id="rId21">
         <w:r>
           <w:rPr>
             <w:lang w:val="zh_TW" w:bidi="zh_TW"/>
@@ -1635,7 +1700,7 @@
         </w:rPr>
         <w:t>和</w:t>
       </w:r>
-      <w:hyperlink r:id="rId20">
+      <w:hyperlink r:id="rId22">
         <w:r>
           <w:rPr>
             <w:lang w:val="zh_TW" w:bidi="zh_TW"/>
@@ -1678,7 +1743,7 @@
         </w:rPr>
         <w:t>在</w:t>
       </w:r>
-      <w:hyperlink r:id="rId21">
+      <w:hyperlink r:id="rId23">
         <w:r>
           <w:rPr>
             <w:lang w:val="zh_TW" w:bidi="zh_TW"/>
@@ -1696,7 +1761,7 @@
         </w:rPr>
         <w:t>，這名男子談到他所愛的女子時，彷彿她離他很遠，他邀請她「一同離開」，並「從」三個的高處「往下」，與他在一起。這名女子實際上並不住在這些地方，但這位男子用富有想像力和詩意的語言來描述他因與她分離而感受到的情感，以及想和她在一起的渴望。</w:t>
       </w:r>
-      <w:hyperlink r:id="rId22">
+      <w:hyperlink r:id="rId24">
         <w:r>
           <w:rPr>
             <w:lang w:val="zh_TW" w:bidi="zh_TW"/>
@@ -1744,7 +1809,7 @@
           <w:lang w:val="zh_TW" w:bidi="zh_TW"/>
         </w:rPr>
       </w:r>
-      <w:hyperlink r:id="rId23">
+      <w:hyperlink r:id="rId25">
         <w:r>
           <w:rPr>
             <w:lang w:val="zh_TW" w:bidi="zh_TW"/>
@@ -1774,7 +1839,7 @@
         </w:rPr>
         <w:t>」（</w:t>
       </w:r>
-      <w:hyperlink r:id="rId24">
+      <w:hyperlink r:id="rId26">
         <w:r>
           <w:rPr>
             <w:lang w:val="zh_TW" w:bidi="zh_TW"/>
@@ -1792,7 +1857,7 @@
         </w:rPr>
         <w:t>），這裡生長著許多令人愉悅的事物，然後女子在</w:t>
       </w:r>
-      <w:hyperlink r:id="rId25">
+      <w:hyperlink r:id="rId27">
         <w:r>
           <w:rPr>
             <w:lang w:val="zh_TW" w:bidi="zh_TW"/>
@@ -1810,7 +1875,7 @@
         </w:rPr>
         <w:t>中回應他，邀請男子來到她的園中。男子隨後在</w:t>
       </w:r>
-      <w:hyperlink r:id="rId26">
+      <w:hyperlink r:id="rId28">
         <w:r>
           <w:rPr>
             <w:lang w:val="zh_TW" w:bidi="zh_TW"/>
@@ -1841,7 +1906,7 @@
         </w:rPr>
         <w:t>這個字詞在</w:t>
       </w:r>
-      <w:hyperlink r:id="rId22">
+      <w:hyperlink r:id="rId24">
         <w:r>
           <w:rPr>
             <w:lang w:val="zh_TW" w:bidi="zh_TW"/>
@@ -1859,7 +1924,7 @@
         </w:rPr>
         <w:t>、</w:t>
       </w:r>
-      <w:hyperlink r:id="rId25">
+      <w:hyperlink r:id="rId27">
         <w:r>
           <w:rPr>
             <w:lang w:val="zh_TW" w:bidi="zh_TW"/>
@@ -1877,7 +1942,7 @@
         </w:rPr>
         <w:t>（兩次）和</w:t>
       </w:r>
-      <w:hyperlink r:id="rId26">
+      <w:hyperlink r:id="rId28">
         <w:r>
           <w:rPr>
             <w:lang w:val="zh_TW" w:bidi="zh_TW"/>
@@ -1895,7 +1960,7 @@
         </w:rPr>
         <w:t>中是作為女子的隱喻。你應該在翻譯「園」這個字詞時保持一致。在</w:t>
       </w:r>
-      <w:hyperlink r:id="rId27">
+      <w:hyperlink r:id="rId29">
         <w:r>
           <w:rPr>
             <w:lang w:val="zh_TW" w:bidi="zh_TW"/>
@@ -1913,7 +1978,7 @@
         </w:rPr>
         <w:t>中，男子將女子的身體比喻為「一個有美味果實的石榴樹園」，然後在</w:t>
       </w:r>
-      <w:hyperlink r:id="rId25">
+      <w:hyperlink r:id="rId27">
         <w:r>
           <w:rPr>
             <w:lang w:val="zh_TW" w:bidi="zh_TW"/>
@@ -2283,7 +2348,7 @@
       <w:pPr>
         <w:pStyle w:val="Heading4"/>
       </w:pPr>
-      <w:hyperlink r:id="rId28">
+      <w:hyperlink r:id="rId30">
         <w:r>
           <w:rPr>
             <w:lang w:val="zh_TW" w:bidi="zh_TW"/>
@@ -2665,7 +2730,7 @@
       <w:pPr>
         <w:pStyle w:val="Heading4"/>
       </w:pPr>
-      <w:hyperlink r:id="rId29">
+      <w:hyperlink r:id="rId31">
         <w:r>
           <w:rPr>
             <w:lang w:val="zh_TW" w:bidi="zh_TW"/>
@@ -2702,7 +2767,7 @@
       <w:pPr>
         <w:pStyle w:val="Heading4"/>
       </w:pPr>
-      <w:hyperlink r:id="rId30">
+      <w:hyperlink r:id="rId32">
         <w:r>
           <w:rPr>
             <w:lang w:val="zh_TW" w:bidi="zh_TW"/>
@@ -2820,7 +2885,7 @@
       <w:pPr>
         <w:pStyle w:val="Heading4"/>
       </w:pPr>
-      <w:hyperlink r:id="rId31">
+      <w:hyperlink r:id="rId33">
         <w:r>
           <w:rPr>
             <w:lang w:val="zh_TW" w:bidi="zh_TW"/>
@@ -2846,7 +2911,7 @@
           <w:lang w:val="zh_TW" w:bidi="zh_TW"/>
         </w:rPr>
       </w:r>
-      <w:hyperlink r:id="rId31">
+      <w:hyperlink r:id="rId33">
         <w:r>
           <w:rPr>
             <w:lang w:val="zh_TW" w:bidi="zh_TW"/>
@@ -2864,7 +2929,7 @@
         </w:rPr>
         <w:t>的三種可能意思是：（1）女子將自己比喻為葡萄園，說她的葡萄園只屬於她自己，並將自己與所羅門的葡萄園（</w:t>
       </w:r>
-      <w:hyperlink r:id="rId32">
+      <w:hyperlink r:id="rId34">
         <w:r>
           <w:rPr>
             <w:lang w:val="zh_TW" w:bidi="zh_TW"/>
@@ -2882,7 +2947,7 @@
         </w:rPr>
         <w:t>中討論過）相比，並說所羅門可以保留他葡萄園的收益，而看守他的葡萄園的人可保留他們那部分的收益。這是本註釋的解釋。（2）女子將自己比喻為葡萄園，說她的葡萄園只屬於她自己，但她所愛並稱為所羅門的男子可以自由地擁有這個葡萄園（她），因為她自由地選擇將自己獻給他。（3）男子將他所愛的女子比喻為葡萄園，並說他的葡萄園（他所愛的女子）只屬於他自己，並將他的葡萄園（他所愛的女子）與所羅門的葡萄園（</w:t>
       </w:r>
-      <w:hyperlink r:id="rId32">
+      <w:hyperlink r:id="rId34">
         <w:r>
           <w:rPr>
             <w:lang w:val="zh_TW" w:bidi="zh_TW"/>

--- a/zht/docx/22.content.docx
+++ b/zht/docx/22.content.docx
@@ -141,13 +141,6 @@
         <w:rPr>
           <w:lang w:val="zh_TW" w:bidi="zh_TW"/>
         </w:rPr>
-      </w:r>
-      <w:r>
-        <w:rPr>
-          <w:i/>
-          <w:lang w:val="zh_TW" w:bidi="zh_TW"/>
-        </w:rPr>
-        <w:t>雅歌 - 導論, 雅歌 - 第一章簡介, 雅歌 - 第二章簡介, 雅歌 - 第三章簡介, 雅歌 - 第四章簡介, 雅歌 - 第五章簡介, 雅歌 - 第六章簡介, 雅歌 - 第七章簡介, 雅歌 - 第八章簡介</w:t>
       </w:r>
       <w:r>
         <w:rPr>

--- a/zht/docx/22.content.docx
+++ b/zht/docx/22.content.docx
@@ -146,19 +146,6 @@
         <w:rPr>
           <w:lang w:val="zh_TW" w:bidi="zh_TW"/>
         </w:rPr>
-      </w:r>
-    </w:p>
-    <w:p>
-      <w:pPr/>
-      <w:r>
-        <w:rPr>
-          <w:lang w:val="zh_TW" w:bidi="zh_TW"/>
-        </w:rPr>
-      </w:r>
-      <w:r>
-        <w:rPr>
-          <w:lang w:val="zh_TW" w:bidi="zh_TW"/>
-        </w:rPr>
         <w:t xml:space="preserve"> </w:t>
       </w:r>
       <w:r>
@@ -2424,7 +2411,7 @@
         <w:rPr>
           <w:lang w:val="zh_TW" w:bidi="zh_TW"/>
         </w:rPr>
-        <w:t>古代近東可以使用涉及動物的明喻來描述婦女。但今天許多文化當中，這可能會被視為冒犯。不同文化使用了不同的美的明喻。（見：</w:t>
+        <w:t>古代近東可以使用涉及動物的比喻來描述婦女。但今天許多文化當中，這樣的描寫可能會被視為冒犯。不同文化對「美」的理解與表達方式各不相同，也會使用不同的比喻來詮釋美。（見：</w:t>
       </w:r>
       <w:r>
         <w:rPr>

--- a/zht/docx/22.content.docx
+++ b/zht/docx/22.content.docx
@@ -19,7 +19,7 @@
         <w:rPr>
           <w:lang w:val="zh_TW" w:bidi="zh_TW"/>
         </w:rPr>
-        <w:t>Resource: 翻譯筆記 (unfoldingWord)</w:t>
+        <w:t>Resource: unfoldingWord® Translation Notes</w:t>
       </w:r>
       <w:r>
         <w:rPr>
@@ -90,7 +90,7 @@
         <w:rPr>
           <w:lang w:val="zh_TW" w:bidi="zh_TW"/>
         </w:rPr>
-        <w:t>翻譯筆記 (unfoldingWord)</w:t>
+        <w:t>unfoldingWord® Translation Notes</w:t>
       </w:r>
     </w:p>
     <w:p>
